--- a/model/documents/Attestation_de_travail_modele.docx
+++ b/model/documents/Attestation_de_travail_modele.docx
@@ -256,7 +256,7 @@
           <w:sz w:val="22"/>
           <w:szCs w:val="22"/>
         </w:rPr>
-        <w:t xml:space="preserve">[N° RCS / SIRET / Registre de commerce]</w:t>
+        <w:t xml:space="preserve">au RCS [RCS], sous le NIF n° [NIF] et le STAT n° [STAT]</w:t>
       </w:r>
       <w:r>
         <w:rPr>
